--- a/docs/teaching/nexacare-whitegum/documents/TSA_Schedule1_IT_SellerDraft.docx
+++ b/docs/teaching/nexacare-whitegum/documents/TSA_Schedule1_IT_SellerDraft.docx
@@ -21,7 +21,7 @@
           <w:i/>
           <w:sz w:val="16"/>
         </w:rPr>
-        <w:t>FICTIONAL DOCUMENT — created for legal-technology teaching (UNSW / Mike Australia case study). All entities, people and terms are invented. Not a real agreement. Not legal advice.</w:t>
+        <w:t>FICTIONAL DOCUMENT — created for legal-technology teaching (UNSW / Rose Australia case study). All entities, people and terms are invented. Not a real agreement. Not legal advice.</w:t>
       </w:r>
     </w:p>
     <w:p>
